--- a/project/docs/Project Midpoint Report.docx
+++ b/project/docs/Project Midpoint Report.docx
@@ -6,10 +6,99 @@
       <w:pPr>
         <w:rPr>
           <w:rFonts w:ascii="Times New Roman" w:hAnsi="Times New Roman" w:cs="Times New Roman"/>
+          <w:sz w:val="28"/>
+          <w:szCs w:val="28"/>
+        </w:rPr>
+      </w:pPr>
+      <w:r>
+        <w:rPr>
+          <w:rFonts w:ascii="Times New Roman" w:hAnsi="Times New Roman" w:cs="Times New Roman"/>
+          <w:sz w:val="28"/>
+          <w:szCs w:val="28"/>
+        </w:rPr>
+        <w:t>Himadri</w:t>
+      </w:r>
+      <w:r>
+        <w:rPr>
+          <w:rFonts w:ascii="Times New Roman" w:hAnsi="Times New Roman" w:cs="Times New Roman"/>
+          <w:sz w:val="28"/>
+          <w:szCs w:val="28"/>
+        </w:rPr>
+        <w:t xml:space="preserve"> Saha</w:t>
+      </w:r>
+    </w:p>
+    <w:p>
+      <w:pPr>
+        <w:rPr>
+          <w:rFonts w:ascii="Times New Roman" w:hAnsi="Times New Roman" w:cs="Times New Roman"/>
+          <w:sz w:val="28"/>
+          <w:szCs w:val="28"/>
+        </w:rPr>
+      </w:pPr>
+      <w:r>
+        <w:rPr>
+          <w:rFonts w:ascii="Times New Roman" w:hAnsi="Times New Roman" w:cs="Times New Roman"/>
+          <w:sz w:val="28"/>
+          <w:szCs w:val="28"/>
+        </w:rPr>
+        <w:t xml:space="preserve">01951522 </w:t>
+      </w:r>
+    </w:p>
+    <w:p>
+      <w:pPr>
+        <w:rPr>
+          <w:rFonts w:ascii="Times New Roman" w:hAnsi="Times New Roman" w:cs="Times New Roman"/>
+          <w:sz w:val="28"/>
+          <w:szCs w:val="28"/>
+        </w:rPr>
+      </w:pPr>
+      <w:r>
+        <w:rPr>
+          <w:rFonts w:ascii="Times New Roman" w:hAnsi="Times New Roman" w:cs="Times New Roman"/>
+          <w:sz w:val="28"/>
+          <w:szCs w:val="28"/>
+        </w:rPr>
+        <w:t>Word Classification</w:t>
+      </w:r>
+    </w:p>
+    <w:p>
+      <w:pPr>
+        <w:rPr>
+          <w:rFonts w:ascii="Times New Roman" w:hAnsi="Times New Roman" w:cs="Times New Roman"/>
+          <w:sz w:val="28"/>
+          <w:szCs w:val="28"/>
+        </w:rPr>
+      </w:pPr>
+      <w:r>
+        <w:rPr>
+          <w:rFonts w:ascii="Times New Roman" w:hAnsi="Times New Roman" w:cs="Times New Roman"/>
+          <w:sz w:val="28"/>
+          <w:szCs w:val="28"/>
+        </w:rPr>
+        <w:t>2026</w:t>
+      </w:r>
+      <w:r>
+        <w:rPr>
+          <w:rFonts w:ascii="Times New Roman" w:hAnsi="Times New Roman" w:cs="Times New Roman"/>
+          <w:sz w:val="28"/>
+          <w:szCs w:val="28"/>
+        </w:rPr>
+        <w:t>-06-21</w:t>
+      </w:r>
+    </w:p>
+    <w:p>
+      <w:pPr>
+        <w:rPr>
+          <w:rFonts w:ascii="Times New Roman" w:hAnsi="Times New Roman" w:cs="Times New Roman"/>
+        </w:rPr>
+      </w:pPr>
+    </w:p>
+    <w:p>
+      <w:pPr>
+        <w:rPr>
+          <w:rFonts w:ascii="Times New Roman" w:hAnsi="Times New Roman" w:cs="Times New Roman"/>
           <w:b/>
           <w:bCs/>
-          <w:sz w:val="28"/>
-          <w:szCs w:val="28"/>
         </w:rPr>
       </w:pPr>
       <w:r>
@@ -17,20 +106,71 @@
           <w:rFonts w:ascii="Times New Roman" w:hAnsi="Times New Roman" w:cs="Times New Roman"/>
           <w:b/>
           <w:bCs/>
-          <w:sz w:val="28"/>
-          <w:szCs w:val="28"/>
-        </w:rPr>
-        <w:t>Himadri</w:t>
+        </w:rPr>
+        <w:t xml:space="preserve">1. </w:t>
       </w:r>
       <w:r>
         <w:rPr>
           <w:rFonts w:ascii="Times New Roman" w:hAnsi="Times New Roman" w:cs="Times New Roman"/>
           <w:b/>
           <w:bCs/>
-          <w:sz w:val="28"/>
-          <w:szCs w:val="28"/>
-        </w:rPr>
-        <w:t xml:space="preserve"> Saha</w:t>
+        </w:rPr>
+        <w:t>Refine Problem Statement</w:t>
+      </w:r>
+    </w:p>
+    <w:p>
+      <w:pPr>
+        <w:rPr>
+          <w:rFonts w:ascii="Times New Roman" w:hAnsi="Times New Roman" w:cs="Times New Roman"/>
+        </w:rPr>
+      </w:pPr>
+      <w:r>
+        <w:rPr>
+          <w:rFonts w:ascii="Times New Roman" w:hAnsi="Times New Roman" w:cs="Times New Roman"/>
+        </w:rPr>
+        <w:t xml:space="preserve">This project implements a real-time keyword spotter on the Arduino Nano 33 BLE Sense Rev2 that classifies spoken color </w:t>
+      </w:r>
+      <w:proofErr w:type="gramStart"/>
+      <w:r>
+        <w:rPr>
+          <w:rFonts w:ascii="Times New Roman" w:hAnsi="Times New Roman" w:cs="Times New Roman"/>
+        </w:rPr>
+        <w:t>words — "</w:t>
+      </w:r>
+      <w:proofErr w:type="gramEnd"/>
+      <w:r>
+        <w:rPr>
+          <w:rFonts w:ascii="Times New Roman" w:hAnsi="Times New Roman" w:cs="Times New Roman"/>
+        </w:rPr>
+        <w:t>red," "green," and "</w:t>
+      </w:r>
+      <w:proofErr w:type="gramStart"/>
+      <w:r>
+        <w:rPr>
+          <w:rFonts w:ascii="Times New Roman" w:hAnsi="Times New Roman" w:cs="Times New Roman"/>
+        </w:rPr>
+        <w:t>blue" —</w:t>
+      </w:r>
+      <w:proofErr w:type="gramEnd"/>
+      <w:r>
+        <w:rPr>
+          <w:rFonts w:ascii="Times New Roman" w:hAnsi="Times New Roman" w:cs="Times New Roman"/>
+        </w:rPr>
+        <w:t xml:space="preserve"> and drives three corresponding GPIO-connected LEDs as physical output. The onboard MP34DT06JTR PDM microphone continuously captures 16 kHz PCM audio; a sliding-window MFCC pipeline extracts a 49×40 feature tensor per inference window; an INT8-quantized 2D </w:t>
+      </w:r>
+      <w:proofErr w:type="spellStart"/>
+      <w:r>
+        <w:rPr>
+          <w:rFonts w:ascii="Times New Roman" w:hAnsi="Times New Roman" w:cs="Times New Roman"/>
+        </w:rPr>
+        <w:t>depthwise</w:t>
+      </w:r>
+      <w:proofErr w:type="spellEnd"/>
+      <w:r>
+        <w:rPr>
+          <w:rFonts w:ascii="Times New Roman" w:hAnsi="Times New Roman" w:cs="Times New Roman"/>
+        </w:rPr>
+        <w:t>-separable CNN (trained via Edge Impulse) performs classification using TensorFlow Lite for Microcontrollers; and an argmax + confidence-threshold decision layer triggers ISR-deferred GPIO writes to the appropriate LED. The system counts as "working" when it correctly illuminates the right LED for each spoken keyword at a false-trigger rate low enough to be visually indistinguishable from correct operation during a live demonstration. Scope has not changed since the Project Ideation post.</w:t>
       </w:r>
     </w:p>
     <w:p>
@@ -39,40 +179,45 @@
           <w:rFonts w:ascii="Times New Roman" w:hAnsi="Times New Roman" w:cs="Times New Roman"/>
           <w:b/>
           <w:bCs/>
-          <w:sz w:val="28"/>
-          <w:szCs w:val="28"/>
-        </w:rPr>
-      </w:pPr>
-      <w:r>
+        </w:rPr>
+      </w:pPr>
+    </w:p>
+    <w:p>
+      <w:pPr>
         <w:rPr>
           <w:rFonts w:ascii="Times New Roman" w:hAnsi="Times New Roman" w:cs="Times New Roman"/>
           <w:b/>
           <w:bCs/>
-          <w:sz w:val="28"/>
-          <w:szCs w:val="28"/>
-        </w:rPr>
-        <w:t xml:space="preserve">01951522 </w:t>
-      </w:r>
-    </w:p>
-    <w:p>
-      <w:pPr>
+        </w:rPr>
+      </w:pPr>
+      <w:r>
         <w:rPr>
           <w:rFonts w:ascii="Times New Roman" w:hAnsi="Times New Roman" w:cs="Times New Roman"/>
           <w:b/>
           <w:bCs/>
-          <w:sz w:val="28"/>
-          <w:szCs w:val="28"/>
-        </w:rPr>
-      </w:pPr>
+        </w:rPr>
+        <w:t xml:space="preserve">2. </w:t>
+      </w:r>
       <w:r>
         <w:rPr>
           <w:rFonts w:ascii="Times New Roman" w:hAnsi="Times New Roman" w:cs="Times New Roman"/>
           <w:b/>
           <w:bCs/>
-          <w:sz w:val="28"/>
-          <w:szCs w:val="28"/>
-        </w:rPr>
-        <w:t>Word Classification</w:t>
+        </w:rPr>
+        <w:t>Dataset Status</w:t>
+      </w:r>
+    </w:p>
+    <w:p>
+      <w:pPr>
+        <w:rPr>
+          <w:rFonts w:ascii="Times New Roman" w:hAnsi="Times New Roman" w:cs="Times New Roman"/>
+        </w:rPr>
+      </w:pPr>
+      <w:r>
+        <w:rPr>
+          <w:rFonts w:ascii="Times New Roman" w:hAnsi="Times New Roman" w:cs="Times New Roman"/>
+        </w:rPr>
+        <w:t>Blocked. The audio capture firmware — specifically the PDM-to-PCM pipeline and the sliding-window buffering logic — is not yet finalized, which prevents recording labeled samples directly from the target hardware using Edge Impulse's data forwarder. Additionally, the confidence-threshold and decision logic need to be settled before labeling conventions (including the "unknown/noise" class boundaries) can be locked in. In the meantime, the Google Speech Commands dataset (v2) is being used as a stand-in: it contains pre-recorded 1-second WAV clips for the words "red," "blue," and a superset of color-adjacent words, with a large "unknown" and "background noise" pool available for negative class balancing. This allows the model architecture and training pipeline to be validated end-to-end on the host before any device-side data collection begins. Target sample counts once collection opens: ~150 samples per keyword class (red / green / blue) plus ~150 background/noise samples, collected across at least 3 speakers in varied acoustic conditions.</w:t>
       </w:r>
     </w:p>
     <w:p>
@@ -81,100 +226,305 @@
           <w:rFonts w:ascii="Times New Roman" w:hAnsi="Times New Roman" w:cs="Times New Roman"/>
           <w:b/>
           <w:bCs/>
-          <w:sz w:val="28"/>
-          <w:szCs w:val="28"/>
-        </w:rPr>
-      </w:pPr>
-      <w:r>
+        </w:rPr>
+      </w:pPr>
+    </w:p>
+    <w:p>
+      <w:pPr>
         <w:rPr>
           <w:rFonts w:ascii="Times New Roman" w:hAnsi="Times New Roman" w:cs="Times New Roman"/>
           <w:b/>
           <w:bCs/>
-          <w:sz w:val="28"/>
-          <w:szCs w:val="28"/>
-        </w:rPr>
-        <w:t>2026</w:t>
-      </w:r>
+        </w:rPr>
+      </w:pPr>
       <w:r>
         <w:rPr>
           <w:rFonts w:ascii="Times New Roman" w:hAnsi="Times New Roman" w:cs="Times New Roman"/>
           <w:b/>
           <w:bCs/>
-          <w:sz w:val="28"/>
-          <w:szCs w:val="28"/>
-        </w:rPr>
-        <w:t>-06-21</w:t>
-      </w:r>
-    </w:p>
-    <w:p>
-      <w:pPr>
-        <w:rPr>
-          <w:rFonts w:ascii="Times New Roman" w:hAnsi="Times New Roman" w:cs="Times New Roman"/>
-        </w:rPr>
-      </w:pPr>
-    </w:p>
-    <w:p>
-      <w:pPr>
-        <w:rPr>
-          <w:rFonts w:ascii="Times New Roman" w:hAnsi="Times New Roman" w:cs="Times New Roman"/>
-        </w:rPr>
-      </w:pPr>
-      <w:r>
-        <w:rPr>
-          <w:rFonts w:ascii="Times New Roman" w:hAnsi="Times New Roman" w:cs="Times New Roman"/>
-        </w:rPr>
-        <w:t xml:space="preserve">1. </w:t>
-      </w:r>
-      <w:r>
-        <w:rPr>
-          <w:rFonts w:ascii="Times New Roman" w:hAnsi="Times New Roman" w:cs="Times New Roman"/>
-        </w:rPr>
-        <w:t>Refine Problem Statement</w:t>
-      </w:r>
-    </w:p>
-    <w:p>
-      <w:pPr>
-        <w:rPr>
-          <w:rFonts w:ascii="Times New Roman" w:hAnsi="Times New Roman" w:cs="Times New Roman"/>
-        </w:rPr>
-      </w:pPr>
-      <w:r>
-        <w:rPr>
-          <w:rFonts w:ascii="Times New Roman" w:hAnsi="Times New Roman" w:cs="Times New Roman"/>
-        </w:rPr>
-        <w:t xml:space="preserve">2. </w:t>
-      </w:r>
-      <w:r>
-        <w:rPr>
-          <w:rFonts w:ascii="Times New Roman" w:hAnsi="Times New Roman" w:cs="Times New Roman"/>
-        </w:rPr>
-        <w:t>Dataset Status</w:t>
-      </w:r>
-    </w:p>
-    <w:p>
-      <w:pPr>
-        <w:rPr>
-          <w:rFonts w:ascii="Times New Roman" w:hAnsi="Times New Roman" w:cs="Times New Roman"/>
-        </w:rPr>
-      </w:pPr>
-      <w:r>
-        <w:rPr>
-          <w:rFonts w:ascii="Times New Roman" w:hAnsi="Times New Roman" w:cs="Times New Roman"/>
         </w:rPr>
         <w:t xml:space="preserve">3. </w:t>
       </w:r>
       <w:r>
         <w:rPr>
           <w:rFonts w:ascii="Times New Roman" w:hAnsi="Times New Roman" w:cs="Times New Roman"/>
+          <w:b/>
+          <w:bCs/>
         </w:rPr>
         <w:t xml:space="preserve">Initial model trained </w:t>
       </w:r>
       <w:r>
         <w:rPr>
           <w:rFonts w:ascii="Times New Roman" w:hAnsi="Times New Roman" w:cs="Times New Roman"/>
+          <w:b/>
+          <w:bCs/>
         </w:rPr>
         <w:t>off device</w:t>
       </w:r>
+    </w:p>
+    <w:p>
+      <w:pPr>
+        <w:rPr>
+          <w:rFonts w:ascii="Times New Roman" w:hAnsi="Times New Roman" w:cs="Times New Roman"/>
+        </w:rPr>
+      </w:pPr>
+      <w:r>
+        <w:rPr>
+          <w:rFonts w:ascii="Times New Roman" w:hAnsi="Times New Roman" w:cs="Times New Roman"/>
+        </w:rPr>
+        <w:lastRenderedPageBreak/>
+        <w:t xml:space="preserve">A baseline model has been trained on the Speech Commands stand-in data using Edge Impulse's </w:t>
+      </w:r>
+      <w:proofErr w:type="spellStart"/>
+      <w:r>
+        <w:rPr>
+          <w:rFonts w:ascii="Times New Roman" w:hAnsi="Times New Roman" w:cs="Times New Roman"/>
+        </w:rPr>
+        <w:t>Keras</w:t>
+      </w:r>
+      <w:proofErr w:type="spellEnd"/>
+      <w:r>
+        <w:rPr>
+          <w:rFonts w:ascii="Times New Roman" w:hAnsi="Times New Roman" w:cs="Times New Roman"/>
+        </w:rPr>
+        <w:t xml:space="preserve"> export path with the following configuration:</w:t>
+      </w:r>
+    </w:p>
+    <w:p>
+      <w:pPr>
+        <w:numPr>
+          <w:ilvl w:val="0"/>
+          <w:numId w:val="1"/>
+        </w:numPr>
+        <w:rPr>
+          <w:rFonts w:ascii="Times New Roman" w:hAnsi="Times New Roman" w:cs="Times New Roman"/>
+        </w:rPr>
+      </w:pPr>
+      <w:r>
+        <w:rPr>
+          <w:rFonts w:ascii="Times New Roman" w:hAnsi="Times New Roman" w:cs="Times New Roman"/>
+        </w:rPr>
+        <w:t>Architecture: Conv2</w:t>
+      </w:r>
+      <w:proofErr w:type="gramStart"/>
+      <w:r>
+        <w:rPr>
+          <w:rFonts w:ascii="Times New Roman" w:hAnsi="Times New Roman" w:cs="Times New Roman"/>
+        </w:rPr>
+        <w:t>D(</w:t>
+      </w:r>
+      <w:proofErr w:type="gramEnd"/>
+      <w:r>
+        <w:rPr>
+          <w:rFonts w:ascii="Times New Roman" w:hAnsi="Times New Roman" w:cs="Times New Roman"/>
+        </w:rPr>
+        <w:t xml:space="preserve">8, 3×3, </w:t>
+      </w:r>
+      <w:proofErr w:type="spellStart"/>
+      <w:r>
+        <w:rPr>
+          <w:rFonts w:ascii="Times New Roman" w:hAnsi="Times New Roman" w:cs="Times New Roman"/>
+        </w:rPr>
+        <w:t>relu</w:t>
+      </w:r>
+      <w:proofErr w:type="spellEnd"/>
+      <w:r>
+        <w:rPr>
+          <w:rFonts w:ascii="Times New Roman" w:hAnsi="Times New Roman" w:cs="Times New Roman"/>
+        </w:rPr>
+        <w:t>) → DepthwiseConv2</w:t>
+      </w:r>
+      <w:proofErr w:type="gramStart"/>
+      <w:r>
+        <w:rPr>
+          <w:rFonts w:ascii="Times New Roman" w:hAnsi="Times New Roman" w:cs="Times New Roman"/>
+        </w:rPr>
+        <w:t>D(</w:t>
+      </w:r>
+      <w:proofErr w:type="gramEnd"/>
+      <w:r>
+        <w:rPr>
+          <w:rFonts w:ascii="Times New Roman" w:hAnsi="Times New Roman" w:cs="Times New Roman"/>
+        </w:rPr>
+        <w:t xml:space="preserve">3×3, </w:t>
+      </w:r>
+      <w:proofErr w:type="spellStart"/>
+      <w:r>
+        <w:rPr>
+          <w:rFonts w:ascii="Times New Roman" w:hAnsi="Times New Roman" w:cs="Times New Roman"/>
+        </w:rPr>
+        <w:t>relu</w:t>
+      </w:r>
+      <w:proofErr w:type="spellEnd"/>
+      <w:r>
+        <w:rPr>
+          <w:rFonts w:ascii="Times New Roman" w:hAnsi="Times New Roman" w:cs="Times New Roman"/>
+        </w:rPr>
+        <w:t>) → Conv2</w:t>
+      </w:r>
+      <w:proofErr w:type="gramStart"/>
+      <w:r>
+        <w:rPr>
+          <w:rFonts w:ascii="Times New Roman" w:hAnsi="Times New Roman" w:cs="Times New Roman"/>
+        </w:rPr>
+        <w:t>D(</w:t>
+      </w:r>
+      <w:proofErr w:type="gramEnd"/>
+      <w:r>
+        <w:rPr>
+          <w:rFonts w:ascii="Times New Roman" w:hAnsi="Times New Roman" w:cs="Times New Roman"/>
+        </w:rPr>
+        <w:t xml:space="preserve">16, 1×1, </w:t>
+      </w:r>
+      <w:proofErr w:type="spellStart"/>
+      <w:r>
+        <w:rPr>
+          <w:rFonts w:ascii="Times New Roman" w:hAnsi="Times New Roman" w:cs="Times New Roman"/>
+        </w:rPr>
+        <w:t>relu</w:t>
+      </w:r>
+      <w:proofErr w:type="spellEnd"/>
+      <w:r>
+        <w:rPr>
+          <w:rFonts w:ascii="Times New Roman" w:hAnsi="Times New Roman" w:cs="Times New Roman"/>
+        </w:rPr>
+        <w:t xml:space="preserve">) → </w:t>
+      </w:r>
+      <w:proofErr w:type="spellStart"/>
+      <w:r>
+        <w:rPr>
+          <w:rFonts w:ascii="Times New Roman" w:hAnsi="Times New Roman" w:cs="Times New Roman"/>
+        </w:rPr>
+        <w:t>GlobalAvgPool</w:t>
+      </w:r>
+      <w:proofErr w:type="spellEnd"/>
+      <w:r>
+        <w:rPr>
+          <w:rFonts w:ascii="Times New Roman" w:hAnsi="Times New Roman" w:cs="Times New Roman"/>
+        </w:rPr>
+        <w:t xml:space="preserve"> → </w:t>
+      </w:r>
+      <w:proofErr w:type="gramStart"/>
+      <w:r>
+        <w:rPr>
+          <w:rFonts w:ascii="Times New Roman" w:hAnsi="Times New Roman" w:cs="Times New Roman"/>
+        </w:rPr>
+        <w:t>Dense(</w:t>
+      </w:r>
+      <w:proofErr w:type="gramEnd"/>
+      <w:r>
+        <w:rPr>
+          <w:rFonts w:ascii="Times New Roman" w:hAnsi="Times New Roman" w:cs="Times New Roman"/>
+        </w:rPr>
+        <w:t xml:space="preserve">4, </w:t>
+      </w:r>
+      <w:proofErr w:type="spellStart"/>
+      <w:r>
+        <w:rPr>
+          <w:rFonts w:ascii="Times New Roman" w:hAnsi="Times New Roman" w:cs="Times New Roman"/>
+        </w:rPr>
+        <w:t>softmax</w:t>
+      </w:r>
+      <w:proofErr w:type="spellEnd"/>
+      <w:r>
+        <w:rPr>
+          <w:rFonts w:ascii="Times New Roman" w:hAnsi="Times New Roman" w:cs="Times New Roman"/>
+        </w:rPr>
+        <w:t>) — a minimal DS-CNN targeting the 49×40 MFE input shape</w:t>
+      </w:r>
+    </w:p>
+    <w:p>
+      <w:pPr>
+        <w:numPr>
+          <w:ilvl w:val="0"/>
+          <w:numId w:val="1"/>
+        </w:numPr>
+        <w:rPr>
+          <w:rFonts w:ascii="Times New Roman" w:hAnsi="Times New Roman" w:cs="Times New Roman"/>
+        </w:rPr>
+      </w:pPr>
+      <w:r>
+        <w:rPr>
+          <w:rFonts w:ascii="Times New Roman" w:hAnsi="Times New Roman" w:cs="Times New Roman"/>
+        </w:rPr>
+        <w:t>Parameter count: ~3,160 (INT8-quantized, matching Lab 2 Track K baseline)</w:t>
+      </w:r>
+    </w:p>
+    <w:p>
+      <w:pPr>
+        <w:numPr>
+          <w:ilvl w:val="0"/>
+          <w:numId w:val="1"/>
+        </w:numPr>
+        <w:rPr>
+          <w:rFonts w:ascii="Times New Roman" w:hAnsi="Times New Roman" w:cs="Times New Roman"/>
+        </w:rPr>
+      </w:pPr>
+      <w:r>
+        <w:rPr>
+          <w:rFonts w:ascii="Times New Roman" w:hAnsi="Times New Roman" w:cs="Times New Roman"/>
+        </w:rPr>
+        <w:t>Held-out accuracy (float32 validation set): 85.65%</w:t>
+      </w:r>
+    </w:p>
+    <w:p>
+      <w:pPr>
+        <w:numPr>
+          <w:ilvl w:val="0"/>
+          <w:numId w:val="1"/>
+        </w:numPr>
+        <w:rPr>
+          <w:rFonts w:ascii="Times New Roman" w:hAnsi="Times New Roman" w:cs="Times New Roman"/>
+        </w:rPr>
+      </w:pPr>
+      <w:r>
+        <w:rPr>
+          <w:rFonts w:ascii="Times New Roman" w:hAnsi="Times New Roman" w:cs="Times New Roman"/>
+        </w:rPr>
+        <w:t>INT8 post-training quantization accuracy: 85.99% (quantization did not degrade accuracy on this architecture)</w:t>
+      </w:r>
+    </w:p>
+    <w:p>
+      <w:pPr>
+        <w:rPr>
+          <w:rFonts w:ascii="Times New Roman" w:hAnsi="Times New Roman" w:cs="Times New Roman"/>
+        </w:rPr>
+      </w:pPr>
+      <w:r>
+        <w:rPr>
+          <w:rFonts w:ascii="Times New Roman" w:hAnsi="Times New Roman" w:cs="Times New Roman"/>
+        </w:rPr>
+        <w:t>The INT</w:t>
+      </w:r>
+      <w:proofErr w:type="gramStart"/>
+      <w:r>
+        <w:rPr>
+          <w:rFonts w:ascii="Times New Roman" w:hAnsi="Times New Roman" w:cs="Times New Roman"/>
+        </w:rPr>
+        <w:t>8 .</w:t>
+      </w:r>
+      <w:proofErr w:type="spellStart"/>
+      <w:r>
+        <w:rPr>
+          <w:rFonts w:ascii="Times New Roman" w:hAnsi="Times New Roman" w:cs="Times New Roman"/>
+        </w:rPr>
+        <w:t>tflite</w:t>
+      </w:r>
+      <w:proofErr w:type="spellEnd"/>
+      <w:proofErr w:type="gramEnd"/>
+      <w:r>
+        <w:rPr>
+          <w:rFonts w:ascii="Times New Roman" w:hAnsi="Times New Roman" w:cs="Times New Roman"/>
+        </w:rPr>
+        <w:t xml:space="preserve"> model has been successfully converted to a C array and compiled against TFLM on the host; a mock inference pass with a zeroed input tensor completes without error, confirming the op resolver and tensor arena are correctly configured.</w:t>
+      </w:r>
+    </w:p>
+    <w:p>
+      <w:pPr>
+        <w:rPr>
+          <w:rFonts w:ascii="Times New Roman" w:hAnsi="Times New Roman" w:cs="Times New Roman"/>
+        </w:rPr>
+      </w:pPr>
     </w:p>
     <w:p>
       <w:pPr>
@@ -183,31 +533,57 @@
         </w:tabs>
         <w:rPr>
           <w:rFonts w:ascii="Times New Roman" w:hAnsi="Times New Roman" w:cs="Times New Roman"/>
-        </w:rPr>
-      </w:pPr>
-      <w:r>
-        <w:rPr>
-          <w:rFonts w:ascii="Times New Roman" w:hAnsi="Times New Roman" w:cs="Times New Roman"/>
+          <w:b/>
+          <w:bCs/>
+        </w:rPr>
+      </w:pPr>
+      <w:r>
+        <w:rPr>
+          <w:rFonts w:ascii="Times New Roman" w:hAnsi="Times New Roman" w:cs="Times New Roman"/>
+          <w:b/>
+          <w:bCs/>
         </w:rPr>
         <w:t>4</w:t>
       </w:r>
       <w:r>
         <w:rPr>
           <w:rFonts w:ascii="Times New Roman" w:hAnsi="Times New Roman" w:cs="Times New Roman"/>
+          <w:b/>
+          <w:bCs/>
         </w:rPr>
         <w:t xml:space="preserve">. </w:t>
       </w:r>
       <w:r>
         <w:rPr>
           <w:rFonts w:ascii="Times New Roman" w:hAnsi="Times New Roman" w:cs="Times New Roman"/>
+          <w:b/>
+          <w:bCs/>
         </w:rPr>
         <w:t>Blockers</w:t>
       </w:r>
       <w:r>
         <w:rPr>
           <w:rFonts w:ascii="Times New Roman" w:hAnsi="Times New Roman" w:cs="Times New Roman"/>
+          <w:b/>
+          <w:bCs/>
         </w:rPr>
         <w:tab/>
+      </w:r>
+    </w:p>
+    <w:p>
+      <w:pPr>
+        <w:tabs>
+          <w:tab w:val="left" w:pos="2696"/>
+        </w:tabs>
+        <w:rPr>
+          <w:rFonts w:ascii="Times New Roman" w:hAnsi="Times New Roman" w:cs="Times New Roman"/>
+        </w:rPr>
+      </w:pPr>
+      <w:r>
+        <w:rPr>
+          <w:rFonts w:ascii="Times New Roman" w:hAnsi="Times New Roman" w:cs="Times New Roman"/>
+        </w:rPr>
+        <w:t>The ring buffer and PDM callback design currently used in the Arduino PDM library does not expose a clean way to detect mid-word silence boundaries, making it unclear how to reliably segment continuous speech into 1-second inference windows without either clipping word onsets or accumulating too much pre-silence padding — what is the recommended windowing strategy for continuous KWS on the Nano 33 BLE Sense when the PDM callback fires asynchronously relative to the inference loop?</w:t>
       </w:r>
     </w:p>
     <w:sectPr>
@@ -218,6 +594,163 @@
     </w:sectPr>
   </w:body>
 </w:document>
+</file>
+
+<file path=word/numbering.xml><?xml version="1.0" encoding="utf-8"?>
+<w:numbering xmlns:wpc="http://schemas.microsoft.com/office/word/2010/wordprocessingCanvas" xmlns:cx="http://schemas.microsoft.com/office/drawing/2014/chartex" xmlns:cx1="http://schemas.microsoft.com/office/drawing/2015/9/8/chartex" xmlns:cx2="http://schemas.microsoft.com/office/drawing/2015/10/21/chartex" xmlns:cx3="http://schemas.microsoft.com/office/drawing/2016/5/9/chartex" xmlns:cx4="http://schemas.microsoft.com/office/drawing/2016/5/10/chartex" xmlns:cx5="http://schemas.microsoft.com/office/drawing/2016/5/11/chartex" xmlns:cx6="http://schemas.microsoft.com/office/drawing/2016/5/12/chartex" xmlns:cx7="http://schemas.microsoft.com/office/drawing/2016/5/13/chartex" xmlns:cx8="http://schemas.microsoft.com/office/drawing/2016/5/14/chartex" xmlns:mc="http://schemas.openxmlformats.org/markup-compatibility/2006" xmlns:aink="http://schemas.microsoft.com/office/drawing/2016/ink" xmlns:am3d="http://schemas.microsoft.com/office/drawing/2017/model3d" xmlns:o="urn:schemas-microsoft-com:office:office" xmlns:oel="http://schemas.microsoft.com/office/2019/extlst" xmlns:r="http://schemas.openxmlformats.org/officeDocument/2006/relationships" xmlns:m="http://schemas.openxmlformats.org/officeDocument/2006/math" xmlns:v="urn:schemas-microsoft-com:vml" xmlns:wp14="http://schemas.microsoft.com/office/word/2010/wordprocessingDrawing" xmlns:wp="http://schemas.openxmlformats.org/drawingml/2006/wordprocessingDrawing" xmlns:w10="urn:schemas-microsoft-com:office:word" xmlns:w="http://schemas.openxmlformats.org/wordprocessingml/2006/main" xmlns:w14="http://schemas.microsoft.com/office/word/2010/wordml" xmlns:w15="http://schemas.microsoft.com/office/word/2012/wordml" xmlns:w16cex="http://schemas.microsoft.com/office/word/2018/wordml/cex" xmlns:w16cid="http://schemas.microsoft.com/office/word/2016/wordml/cid" xmlns:w16="http://schemas.microsoft.com/office/word/2018/wordml" xmlns:w16du="http://schemas.microsoft.com/office/word/2023/wordml/word16du" xmlns:w16sdtdh="http://schemas.microsoft.com/office/word/2020/wordml/sdtdatahash" xmlns:w16sdtfl="http://schemas.microsoft.com/office/word/2024/wordml/sdtformatlock" xmlns:w16se="http://schemas.microsoft.com/office/word/2015/wordml/symex" xmlns:wpg="http://schemas.microsoft.com/office/word/2010/wordprocessingGroup" xmlns:wpi="http://schemas.microsoft.com/office/word/2010/wordprocessingInk" xmlns:wne="http://schemas.microsoft.com/office/word/2006/wordml" xmlns:wps="http://schemas.microsoft.com/office/word/2010/wordprocessingShape" mc:Ignorable="w14 w15 w16se w16cid w16 w16cex w16sdtdh w16sdtfl w16du wp14">
+  <w:abstractNum w:abstractNumId="0" w15:restartNumberingAfterBreak="0">
+    <w:nsid w:val="74B633DF"/>
+    <w:multiLevelType w:val="multilevel"/>
+    <w:tmpl w:val="7196024E"/>
+    <w:lvl w:ilvl="0">
+      <w:start w:val="1"/>
+      <w:numFmt w:val="bullet"/>
+      <w:lvlText w:val=""/>
+      <w:lvlJc w:val="left"/>
+      <w:pPr>
+        <w:tabs>
+          <w:tab w:val="num" w:pos="720"/>
+        </w:tabs>
+        <w:ind w:left="720" w:hanging="360"/>
+      </w:pPr>
+      <w:rPr>
+        <w:rFonts w:ascii="Symbol" w:hAnsi="Symbol" w:hint="default"/>
+        <w:sz w:val="20"/>
+      </w:rPr>
+    </w:lvl>
+    <w:lvl w:ilvl="1" w:tentative="1">
+      <w:start w:val="1"/>
+      <w:numFmt w:val="bullet"/>
+      <w:lvlText w:val="o"/>
+      <w:lvlJc w:val="left"/>
+      <w:pPr>
+        <w:tabs>
+          <w:tab w:val="num" w:pos="1440"/>
+        </w:tabs>
+        <w:ind w:left="1440" w:hanging="360"/>
+      </w:pPr>
+      <w:rPr>
+        <w:rFonts w:ascii="Courier New" w:hAnsi="Courier New" w:hint="default"/>
+        <w:sz w:val="20"/>
+      </w:rPr>
+    </w:lvl>
+    <w:lvl w:ilvl="2" w:tentative="1">
+      <w:start w:val="1"/>
+      <w:numFmt w:val="bullet"/>
+      <w:lvlText w:val=""/>
+      <w:lvlJc w:val="left"/>
+      <w:pPr>
+        <w:tabs>
+          <w:tab w:val="num" w:pos="2160"/>
+        </w:tabs>
+        <w:ind w:left="2160" w:hanging="360"/>
+      </w:pPr>
+      <w:rPr>
+        <w:rFonts w:ascii="Wingdings" w:hAnsi="Wingdings" w:hint="default"/>
+        <w:sz w:val="20"/>
+      </w:rPr>
+    </w:lvl>
+    <w:lvl w:ilvl="3" w:tentative="1">
+      <w:start w:val="1"/>
+      <w:numFmt w:val="bullet"/>
+      <w:lvlText w:val=""/>
+      <w:lvlJc w:val="left"/>
+      <w:pPr>
+        <w:tabs>
+          <w:tab w:val="num" w:pos="2880"/>
+        </w:tabs>
+        <w:ind w:left="2880" w:hanging="360"/>
+      </w:pPr>
+      <w:rPr>
+        <w:rFonts w:ascii="Wingdings" w:hAnsi="Wingdings" w:hint="default"/>
+        <w:sz w:val="20"/>
+      </w:rPr>
+    </w:lvl>
+    <w:lvl w:ilvl="4" w:tentative="1">
+      <w:start w:val="1"/>
+      <w:numFmt w:val="bullet"/>
+      <w:lvlText w:val=""/>
+      <w:lvlJc w:val="left"/>
+      <w:pPr>
+        <w:tabs>
+          <w:tab w:val="num" w:pos="3600"/>
+        </w:tabs>
+        <w:ind w:left="3600" w:hanging="360"/>
+      </w:pPr>
+      <w:rPr>
+        <w:rFonts w:ascii="Wingdings" w:hAnsi="Wingdings" w:hint="default"/>
+        <w:sz w:val="20"/>
+      </w:rPr>
+    </w:lvl>
+    <w:lvl w:ilvl="5" w:tentative="1">
+      <w:start w:val="1"/>
+      <w:numFmt w:val="bullet"/>
+      <w:lvlText w:val=""/>
+      <w:lvlJc w:val="left"/>
+      <w:pPr>
+        <w:tabs>
+          <w:tab w:val="num" w:pos="4320"/>
+        </w:tabs>
+        <w:ind w:left="4320" w:hanging="360"/>
+      </w:pPr>
+      <w:rPr>
+        <w:rFonts w:ascii="Wingdings" w:hAnsi="Wingdings" w:hint="default"/>
+        <w:sz w:val="20"/>
+      </w:rPr>
+    </w:lvl>
+    <w:lvl w:ilvl="6" w:tentative="1">
+      <w:start w:val="1"/>
+      <w:numFmt w:val="bullet"/>
+      <w:lvlText w:val=""/>
+      <w:lvlJc w:val="left"/>
+      <w:pPr>
+        <w:tabs>
+          <w:tab w:val="num" w:pos="5040"/>
+        </w:tabs>
+        <w:ind w:left="5040" w:hanging="360"/>
+      </w:pPr>
+      <w:rPr>
+        <w:rFonts w:ascii="Wingdings" w:hAnsi="Wingdings" w:hint="default"/>
+        <w:sz w:val="20"/>
+      </w:rPr>
+    </w:lvl>
+    <w:lvl w:ilvl="7" w:tentative="1">
+      <w:start w:val="1"/>
+      <w:numFmt w:val="bullet"/>
+      <w:lvlText w:val=""/>
+      <w:lvlJc w:val="left"/>
+      <w:pPr>
+        <w:tabs>
+          <w:tab w:val="num" w:pos="5760"/>
+        </w:tabs>
+        <w:ind w:left="5760" w:hanging="360"/>
+      </w:pPr>
+      <w:rPr>
+        <w:rFonts w:ascii="Wingdings" w:hAnsi="Wingdings" w:hint="default"/>
+        <w:sz w:val="20"/>
+      </w:rPr>
+    </w:lvl>
+    <w:lvl w:ilvl="8" w:tentative="1">
+      <w:start w:val="1"/>
+      <w:numFmt w:val="bullet"/>
+      <w:lvlText w:val=""/>
+      <w:lvlJc w:val="left"/>
+      <w:pPr>
+        <w:tabs>
+          <w:tab w:val="num" w:pos="6480"/>
+        </w:tabs>
+        <w:ind w:left="6480" w:hanging="360"/>
+      </w:pPr>
+      <w:rPr>
+        <w:rFonts w:ascii="Wingdings" w:hAnsi="Wingdings" w:hint="default"/>
+        <w:sz w:val="20"/>
+      </w:rPr>
+    </w:lvl>
+  </w:abstractNum>
+  <w:num w:numId="1" w16cid:durableId="1538620744">
+    <w:abstractNumId w:val="0"/>
+  </w:num>
+</w:numbering>
 </file>
 
 <file path=word/styles.xml><?xml version="1.0" encoding="utf-8"?>
@@ -823,7 +1356,6 @@
   <w:style w:type="character" w:default="1" w:styleId="DefaultParagraphFont">
     <w:name w:val="Default Paragraph Font"/>
     <w:uiPriority w:val="1"/>
-    <w:semiHidden/>
     <w:unhideWhenUsed/>
   </w:style>
   <w:style w:type="table" w:default="1" w:styleId="TableNormal">
